--- a/Agile Dev Assist — Presentation Speech.docx
+++ b/Agile Dev Assist — Presentation Speech.docx
@@ -353,6 +353,18 @@
       </w:r>
     </w:p>
     <w:p>
+      <w:pPr/>
+      <w:r>
+        <w:rPr>
+          <w:b/>
+        </w:rPr>
+        <w:t xml:space="preserve">What each input turns into - say this with the 'fact sheet' slide:</w:t>
+      </w:r>
+      <w:r>
+        <w:t xml:space="preserve"> "Every input is read by one specialist and written down as a fact sheet. The story is read with a highlighter: what is asked, the business rules, the acceptance criteria, every table named, and every piece of SQL - which we treat as the specification, not a hint. The wiki documents become definitions, conventions and checkable rules, with their documented exceptions. The Greenplum tables are described as they really are: one row per what, keys, types, sample values. The repository walkthrough writes down where the change belongs, which file to imitate, who registers that folder's scripts, and what changes together with the table. Four readers, at the same time, and nothing stays in anyone's head - the planner starts with everything on paper."</w:t>
+      </w:r>
+    </w:p>
+    <w:p>
       <w:pPr>
         <w:pStyle w:val="Heading2"/>
       </w:pPr>
@@ -574,6 +586,102 @@
       </w:r>
     </w:p>
     <w:p>
+      <w:pPr/>
+      <w:r>
+        <w:rPr>
+          <w:b/>
+        </w:rPr>
+        <w:t xml:space="preserve">4a. Context, search and cost - the questions a sceptical manager asks</w:t>
+      </w:r>
+      <w:r>
+        <w:t xml:space="preserve"> (2 minutes)</w:t>
+      </w:r>
+    </w:p>
+    <w:p>
+      <w:pPr/>
+      <w:r>
+        <w:t xml:space="preserve">"Before I show it running, three questions I get every time.</w:t>
+      </w:r>
+    </w:p>
+    <w:p>
+      <w:pPr/>
+      <w:r>
+        <w:rPr>
+          <w:i/>
+        </w:rPr>
+        <w:t xml:space="preserve">What is 'context'?</w:t>
+      </w:r>
+      <w:r>
+        <w:t xml:space="preserve"> The model knows nothing about UBS. It knows only what we put in front of it for that one call. That briefing is the context. The four readers write it down as one file we call the </w:t>
+      </w:r>
+      <w:r>
+        <w:rPr>
+          <w:b/>
+        </w:rPr>
+        <w:t xml:space="preserve">context pack</w:t>
+      </w:r>
+      <w:r>
+        <w:t xml:space="preserve"> - the story facts, the conventions and rules, the table definitions, the repository conventions. The planner, coder and reviewer work from that pack, not from the raw inputs. The 'Sources used' list on the Plan tab is literally its table of contents: you can see which file, table and document the code was based on.</w:t>
+      </w:r>
+    </w:p>
+    <w:p>
+      <w:pPr/>
+      <w:r>
+        <w:rPr>
+          <w:i/>
+        </w:rPr>
+        <w:t xml:space="preserve">Is this RAG? Why no vector database?</w:t>
+      </w:r>
+      <w:r>
+        <w:t xml:space="preserve"> Yes, it is retrieval-augmented generation - we fetch the right pages before the expert answers. The question is how you find the pages. A vector database finds them by meaning, which is right for fuzzy text. Our inputs are exact names - a table name, a folder, a keyword like DISTRIBUTED BY. A developer looking for those presses Ctrl-Shift-F. So the retriever is a keyword index - BM25, the ranking behind classic full-text search - built in memory in a second. It never confuses </w:t>
+      </w:r>
+      <w:r>
+        <w:rPr>
+          <w:rStyle w:val="CodeChar"/>
+        </w:rPr>
+        <w:t xml:space="preserve">profile_curr</w:t>
+      </w:r>
+      <w:r>
+        <w:t xml:space="preserve"> with </w:t>
+      </w:r>
+      <w:r>
+        <w:rPr>
+          <w:rStyle w:val="CodeChar"/>
+        </w:rPr>
+        <w:t xml:space="preserve">profile_hist</w:t>
+      </w:r>
+      <w:r>
+        <w:t xml:space="preserve"> because they sound alike, it needs no extra database, no embedding model, no approval, and it costs nothing per call. If one day the inputs are long free-text manuals, a vector index can be added as a second retriever; no agent changes.</w:t>
+      </w:r>
+    </w:p>
+    <w:p>
+      <w:pPr/>
+      <w:r>
+        <w:rPr>
+          <w:i/>
+        </w:rPr>
+        <w:t xml:space="preserve">What does a story cost?</w:t>
+      </w:r>
+      <w:r>
+        <w:t xml:space="preserve"> About half a dollar at list prices. Look at the Tokens tab and you will see three numbers. Input tokens - what we sent the model. Cached input tokens - usually the biggest number - that is repetition: every step of an agent re-sends its whole conversation, and Azure recognises the identical part and charges a tenth of the price for it. A big cached number is good news. Output tokens - what the model wrote, including its reasoning. And on top of that, our own cache: the readers' results are stored under a fingerprint of their inputs, so the second story on the same repository starts with the readers at zero calls and zero cost. The planner, coder and reviewer always run - their answer depends on the story in front of them."</w:t>
+      </w:r>
+    </w:p>
+    <w:p>
+      <w:pPr/>
+      <w:r>
+        <w:t xml:space="preserve">[Expert note: result cache = </w:t>
+      </w:r>
+      <w:r>
+        <w:rPr>
+          <w:rStyle w:val="CodeChar"/>
+        </w:rPr>
+        <w:t xml:space="preserve">agent_&lt;hash&gt;.json</w:t>
+      </w:r>
+      <w:r>
+        <w:t xml:space="preserve"> keyed on prompt + inputs; knowledge ignores the story in its key so it is shared across stories. Prompt cache = Azure's, automatic, prefix-based, minutes of lifetime. Nothing in either cache is a secret: the pack holds table definitions and code, never credentials.]</w:t>
+      </w:r>
+    </w:p>
+    <w:p>
       <w:pPr>
         <w:pStyle w:val="Heading2"/>
       </w:pPr>
@@ -707,6 +815,18 @@
     <w:p>
       <w:pPr/>
       <w:r>
+        <w:rPr>
+          <w:b/>
+        </w:rPr>
+        <w:t xml:space="preserve">The planning loop in one breath - with the 'propose, verify, send back' slide:</w:t>
+      </w:r>
+      <w:r>
+        <w:t xml:space="preserve"> "The planner is not allowed to hand in prose. It fills a form: approach, design, every file to create or modify, registrations, impact, test plan, open questions. Then ordinary code - not AI - checks the form: does every file it wants to modify exist? Is every SQL block of the story assigned somewhere? Is every registration file and every companion file either planned or declined with a reason? Did it try to push logic into an existing table script? If anything fails, the plan goes back with the exact missing item, and the planner tries again. An AI can argue a file away in a paragraph; it cannot argue with a check that reads the repository. That is the pattern everywhere in this system: propose, verify, send back."</w:t>
+      </w:r>
+    </w:p>
+    <w:p>
+      <w:pPr/>
+      <w:r>
         <w:t xml:space="preserve">[Expert note: grounding is deterministic Python; the model is re-prompted with the specific missing item, up to two rounds; the registration safety net runs after the planner regardless.]"</w:t>
       </w:r>
     </w:p>
@@ -785,6 +905,18 @@
       </w:r>
       <w:r>
         <w:t xml:space="preserve"> by what is still open: if the review did not run it cannot exceed 70; an open critical finding caps it at 50, an open high finding at 75; each open question in the plan costs two points. 85 and above is High, 70 to 84 Medium, below 70 Low. The Review tab shows the formula and, more importantly, what to do to raise it. A High score means: read the plan, skim the diff, push. A Low score means: the tool is telling you where to look."</w:t>
+      </w:r>
+    </w:p>
+    <w:p>
+      <w:pPr/>
+      <w:r>
+        <w:rPr>
+          <w:b/>
+        </w:rPr>
+        <w:t xml:space="preserve">Worked example - with the 'worked example' slide:</w:t>
+      </w:r>
+      <w:r>
+        <w:t xml:space="preserve"> "Let me do the arithmetic once. The validator found one low finding, so its quality is 99; times 40% is 39.6. The reviewer approved with 92; times 35% is 32.2. The four files' coders said 85, 96, 90 and 88 - a mean of 89.8; times 25% is 22.4. The sum is 94.2. Nothing is open: the review ran, no critical or high finding, no weak file, no open question - so no cap. Confidence 94, High: read the plan, skim the diff, push. Now the same run with one open high finding: the sum is still 94, but the cap is 75 - Medium - and the Review tab says 'to raise it: fix the one blocking finding'. Fix it, the validator re-runs, and the score goes back to 94. That is the point of the caps: an average must never hide a real problem."</w:t>
       </w:r>
     </w:p>
     <w:p>
